--- a/S1-CL3-Cloud-Infrastructure-Improvement/mappings/BSBXTW401_Assessment_Mapping.docx
+++ b/S1-CL3-Cloud-Infrastructure-Improvement/mappings/BSBXTW401_Assessment_Mapping.docx
@@ -1792,7 +1792,7 @@
           </w:tcPr>
           <w:p>
             <w:r>
-              <w:t>I1</w:t>
+              <w:t>T1</w:t>
             </w:r>
           </w:p>
         </w:tc>
@@ -1899,7 +1899,7 @@
           </w:tcPr>
           <w:p>
             <w:r>
-              <w:t>I1</w:t>
+              <w:t>T1</w:t>
             </w:r>
           </w:p>
         </w:tc>
@@ -2006,7 +2006,7 @@
           </w:tcPr>
           <w:p>
             <w:r>
-              <w:t>I1</w:t>
+              <w:t>T1</w:t>
             </w:r>
           </w:p>
         </w:tc>
@@ -2113,7 +2113,7 @@
           </w:tcPr>
           <w:p>
             <w:r>
-              <w:t>I1</w:t>
+              <w:t>T1</w:t>
             </w:r>
           </w:p>
         </w:tc>
@@ -2222,7 +2222,7 @@
           </w:tcPr>
           <w:p>
             <w:r>
-              <w:t>I3, I5</w:t>
+              <w:t>T2, T4</w:t>
             </w:r>
           </w:p>
         </w:tc>
@@ -2329,7 +2329,7 @@
           </w:tcPr>
           <w:p>
             <w:r>
-              <w:t>I2</w:t>
+              <w:t>T2</w:t>
             </w:r>
           </w:p>
         </w:tc>
@@ -2436,7 +2436,7 @@
           </w:tcPr>
           <w:p>
             <w:r>
-              <w:t>I3, I5</w:t>
+              <w:t>T4</w:t>
             </w:r>
           </w:p>
         </w:tc>
@@ -2543,7 +2543,7 @@
           </w:tcPr>
           <w:p>
             <w:r>
-              <w:t>I3</w:t>
+              <w:t>T2</w:t>
             </w:r>
           </w:p>
         </w:tc>
@@ -2652,7 +2652,7 @@
           </w:tcPr>
           <w:p>
             <w:r>
-              <w:t>I4, I5</w:t>
+              <w:t>T6</w:t>
             </w:r>
           </w:p>
         </w:tc>
@@ -2759,7 +2759,7 @@
           </w:tcPr>
           <w:p>
             <w:r>
-              <w:t>I4</w:t>
+              <w:t>T6</w:t>
             </w:r>
           </w:p>
         </w:tc>
@@ -2866,7 +2866,7 @@
           </w:tcPr>
           <w:p>
             <w:r>
-              <w:t>I4, I5</w:t>
+              <w:t>T3, T7</w:t>
             </w:r>
           </w:p>
         </w:tc>
@@ -2973,7 +2973,7 @@
           </w:tcPr>
           <w:p>
             <w:r>
-              <w:t>I4</w:t>
+              <w:t>T7</w:t>
             </w:r>
           </w:p>
         </w:tc>
@@ -3082,7 +3082,7 @@
           </w:tcPr>
           <w:p>
             <w:r>
-              <w:t>I6</w:t>
+              <w:t>T8</w:t>
             </w:r>
           </w:p>
         </w:tc>
@@ -3189,7 +3189,7 @@
           </w:tcPr>
           <w:p>
             <w:r>
-              <w:t>I6</w:t>
+              <w:t>T9</w:t>
             </w:r>
           </w:p>
         </w:tc>
@@ -3296,7 +3296,7 @@
           </w:tcPr>
           <w:p>
             <w:r>
-              <w:t>I6</w:t>
+              <w:t>T10</w:t>
             </w:r>
           </w:p>
         </w:tc>
@@ -3403,7 +3403,7 @@
           </w:tcPr>
           <w:p>
             <w:r>
-              <w:t>I6</w:t>
+              <w:t>T10</w:t>
             </w:r>
           </w:p>
         </w:tc>
@@ -3800,7 +3800,7 @@
           </w:tcPr>
           <w:p>
             <w:r>
-              <w:t>I2</w:t>
+              <w:t>T2</w:t>
             </w:r>
           </w:p>
         </w:tc>
@@ -3893,7 +3893,7 @@
           </w:tcPr>
           <w:p>
             <w:r>
-              <w:t>I4</w:t>
+              <w:t>T6, T9</w:t>
             </w:r>
           </w:p>
         </w:tc>
@@ -3986,7 +3986,7 @@
           </w:tcPr>
           <w:p>
             <w:r>
-              <w:t>I6</w:t>
+              <w:t>T8</w:t>
             </w:r>
           </w:p>
         </w:tc>
@@ -4079,7 +4079,7 @@
           </w:tcPr>
           <w:p>
             <w:r>
-              <w:t>I6</w:t>
+              <w:t>T10</w:t>
             </w:r>
           </w:p>
         </w:tc>
@@ -4172,7 +4172,7 @@
           </w:tcPr>
           <w:p>
             <w:r>
-              <w:t>I4, I5</w:t>
+              <w:t>T5</w:t>
             </w:r>
           </w:p>
         </w:tc>
@@ -4595,7 +4595,7 @@
           </w:tcPr>
           <w:p>
             <w:r>
-              <w:t>I8</w:t>
+              <w:t>T1, T12</w:t>
             </w:r>
           </w:p>
         </w:tc>
@@ -4689,7 +4689,7 @@
           </w:tcPr>
           <w:p>
             <w:r>
-              <w:t>I8</w:t>
+              <w:t>T12</w:t>
             </w:r>
           </w:p>
         </w:tc>
@@ -4783,7 +4783,7 @@
           </w:tcPr>
           <w:p>
             <w:r>
-              <w:t>I8</w:t>
+              <w:t>T12</w:t>
             </w:r>
           </w:p>
         </w:tc>
@@ -4877,7 +4877,7 @@
           </w:tcPr>
           <w:p>
             <w:r>
-              <w:t>I8</w:t>
+              <w:t>T12</w:t>
             </w:r>
           </w:p>
         </w:tc>
@@ -4971,7 +4971,7 @@
           </w:tcPr>
           <w:p>
             <w:r>
-              <w:t>I7</w:t>
+              <w:t>T5, T12</w:t>
             </w:r>
           </w:p>
         </w:tc>
@@ -5065,7 +5065,7 @@
           </w:tcPr>
           <w:p>
             <w:r>
-              <w:t>I8</w:t>
+              <w:t>T12</w:t>
             </w:r>
           </w:p>
         </w:tc>
@@ -5159,7 +5159,7 @@
           </w:tcPr>
           <w:p>
             <w:r>
-              <w:t>I8</w:t>
+              <w:t>T12</w:t>
             </w:r>
           </w:p>
         </w:tc>
@@ -5253,7 +5253,7 @@
           </w:tcPr>
           <w:p>
             <w:r>
-              <w:t>I8</w:t>
+              <w:t>T11</w:t>
             </w:r>
           </w:p>
         </w:tc>
@@ -5362,7 +5362,7 @@
           </w:tcPr>
           <w:p>
             <w:r>
-              <w:t>I8</w:t>
+              <w:t>T1</w:t>
             </w:r>
           </w:p>
         </w:tc>
@@ -5476,7 +5476,7 @@
           </w:tcPr>
           <w:p>
             <w:r>
-              <w:t>I7</w:t>
+              <w:t>T5, T12</w:t>
             </w:r>
           </w:p>
         </w:tc>
@@ -5957,7 +5957,7 @@
           </w:tcPr>
           <w:p>
             <w:r>
-              <w:t>I5, I10</w:t>
+              <w:t>T4, T5, T11</w:t>
             </w:r>
           </w:p>
         </w:tc>
@@ -6075,7 +6075,7 @@
           </w:tcPr>
           <w:p>
             <w:r>
-              <w:t>I9</w:t>
+              <w:t>T12</w:t>
             </w:r>
           </w:p>
         </w:tc>
@@ -6193,7 +6193,7 @@
           </w:tcPr>
           <w:p>
             <w:r>
-              <w:t>I9</w:t>
+              <w:t>T1, T3</w:t>
             </w:r>
           </w:p>
         </w:tc>
